--- a/mps-nivel-c/oficial/04_registros/AASP_Gerenciador/AASP01_Grupos-Usuarios/REV-AASP01-001_Registro-de-Revisao-Tecnica.docx
+++ b/mps-nivel-c/oficial/04_registros/AASP_Gerenciador/AASP01_Grupos-Usuarios/REV-AASP01-001_Registro-de-Revisao-Tecnica.docx
@@ -450,7 +450,7 @@
                 <w:i w:val="0"/>
                 <w:sz w:val="20"/>
               </w:rPr>
-              <w:t>Abraão (GP) · Cezar Hiraki (TL) (Timeware)</w:t>
+              <w:t>Abraão Oliveira (GP) · Cézar Velázquez (TL) (Timeware)</w:t>
             </w:r>
           </w:p>
         </w:tc>
@@ -506,7 +506,7 @@
                 <w:i w:val="0"/>
                 <w:sz w:val="20"/>
               </w:rPr>
-              <w:t>Renan Kiyoshi (Timeware)</w:t>
+              <w:t>Renan Kioshi (Timeware)</w:t>
             </w:r>
           </w:p>
         </w:tc>
@@ -1020,7 +1020,7 @@
                 <w:i w:val="0"/>
                 <w:sz w:val="20"/>
               </w:rPr>
-              <w:t>Cezar Hiraki (Tech Lead — Timeware)</w:t>
+              <w:t>Cézar Velázquez (Tech Lead — Timeware)</w:t>
             </w:r>
           </w:p>
         </w:tc>
@@ -1077,7 +1077,7 @@
                 <w:i w:val="0"/>
                 <w:sz w:val="20"/>
               </w:rPr>
-              <w:t>Renan Kiyoshi (Timeware)</w:t>
+              <w:t>Renan Kioshi (Timeware)</w:t>
             </w:r>
           </w:p>
         </w:tc>
@@ -1906,7 +1906,7 @@
                 <w:i w:val="0"/>
                 <w:sz w:val="20"/>
               </w:rPr>
-              <w:t>Cezar Hiraki (Tech Lead — Timeware)</w:t>
+              <w:t>Cézar Velázquez (Tech Lead — Timeware)</w:t>
             </w:r>
           </w:p>
         </w:tc>
@@ -2662,7 +2662,7 @@
                 <w:i w:val="0"/>
                 <w:sz w:val="20"/>
               </w:rPr>
-              <w:t>Cezar Hiraki (Tech Lead — Timeware)</w:t>
+              <w:t>Cézar Velázquez (Tech Lead — Timeware)</w:t>
             </w:r>
           </w:p>
         </w:tc>
@@ -4467,7 +4467,7 @@
                 <w:i w:val="0"/>
                 <w:sz w:val="20"/>
               </w:rPr>
-              <w:t>Abraão</w:t>
+              <w:t>Abraão Oliveira</w:t>
             </w:r>
           </w:p>
         </w:tc>

--- a/mps-nivel-c/oficial/04_registros/AASP_Gerenciador/AASP01_Grupos-Usuarios/REV-AASP01-001_Registro-de-Revisao-Tecnica.docx
+++ b/mps-nivel-c/oficial/04_registros/AASP_Gerenciador/AASP01_Grupos-Usuarios/REV-AASP01-001_Registro-de-Revisao-Tecnica.docx
@@ -21,7 +21,7 @@
           <w:color w:val="003366"/>
           <w:sz w:val="36"/>
         </w:rPr>
-        <w:t>REGISTRO DE REVISAO TECNICA — AASP GERENCIADOR · GRUPOS DE USUARIOS</w:t>
+        <w:t>REGISTRO DE REVISÃO TÉCNICA — AASP GERENCIADOR · GRUPOS DE USUÁRIOS</w:t>
       </w:r>
     </w:p>
     <w:p>
@@ -201,7 +201,7 @@
                 <w:i w:val="0"/>
                 <w:sz w:val="20"/>
               </w:rPr>
-              <w:t>Versao</w:t>
+              <w:t>Versão</w:t>
             </w:r>
           </w:p>
         </w:tc>
@@ -674,7 +674,7 @@
                 <w:i w:val="0"/>
                 <w:sz w:val="20"/>
               </w:rPr>
-              <w:t>VV — Verificacao e Validacao (evidencia de revisao por pares)</w:t>
+              <w:t>VV — Verificação e Validação (evidência de revisão por pares)</w:t>
             </w:r>
           </w:p>
         </w:tc>
@@ -709,7 +709,7 @@
           <w:i w:val="0"/>
           <w:sz w:val="22"/>
         </w:rPr>
-        <w:t>Registrar as revisoes tecnicas formais (code reviews via Pull Requests) realizadas durante a Sprint 1 da feature AG — ms.auxo.gruposusuarios, constituindo evidencia do processo MPS-SW VV (Verificacao e Validacao). Cada revisao cobriu PRs especificos com o objetivo de identificar defeitos antes do merge na branch develop. Todos os achados foram classificados por severidade e resolvidos antes da integracao.</w:t>
+        <w:t>Registrar as revisões técnicas formais (code reviews via Pull Requests) realizadas durante a Sprint 1 da feature AG — ms.auxo.gruposusuarios, constituindo evidência do processo MPS-SW VV (Verificação e Validação). Cada revisão cobriu PRs específicos com o objetivo de identificar defeitos antes do merge na branch develop. Todos os achados foram classificados por severidade e resolvidos antes da integração.</w:t>
       </w:r>
     </w:p>
     <w:p>
@@ -722,7 +722,7 @@
         </w:pBdr>
       </w:pPr>
       <w:r>
-        <w:t>2. REV-001 — Revisao de PR #11 e #12 (AG-20 — CRUD base e endpoints GET/PUT/DELETE)</w:t>
+        <w:t>2. REV-001 — Revisão de PR #11 e #12 (AG-20 — CRUD base e endpoints GET/PUT/DELETE)</w:t>
       </w:r>
     </w:p>
     <w:tbl>
@@ -908,7 +908,7 @@
                 <w:i w:val="0"/>
                 <w:sz w:val="20"/>
               </w:rPr>
-              <w:t>Code review — implementacao de feature</w:t>
+              <w:t>Code review — implementação de feature</w:t>
             </w:r>
           </w:p>
         </w:tc>
@@ -995,7 +995,7 @@
                 <w:i w:val="0"/>
                 <w:sz w:val="20"/>
               </w:rPr>
-              <w:t>Revisor responsavel</w:t>
+              <w:t>Revisor responsável</w:t>
             </w:r>
           </w:p>
         </w:tc>
@@ -1051,7 +1051,7 @@
                 <w:i w:val="0"/>
                 <w:sz w:val="20"/>
               </w:rPr>
-              <w:t>Autor do codigo</w:t>
+              <w:t>Autor do código</w:t>
             </w:r>
           </w:p>
         </w:tc>
@@ -1132,7 +1132,7 @@
                 <w:i w:val="0"/>
                 <w:sz w:val="20"/>
               </w:rPr>
-              <w:t>Aprovado com correcoes</w:t>
+              <w:t>Aprovado com correções</w:t>
             </w:r>
           </w:p>
         </w:tc>
@@ -1227,7 +1227,7 @@
                 <w:color w:val="FFFFFF"/>
                 <w:sz w:val="20"/>
               </w:rPr>
-              <w:t>Descricao</w:t>
+              <w:t>Descrição</w:t>
             </w:r>
           </w:p>
         </w:tc>
@@ -1281,7 +1281,7 @@
                 <w:color w:val="FFFFFF"/>
                 <w:sz w:val="20"/>
               </w:rPr>
-              <w:t>Acao tomada</w:t>
+              <w:t>Ação tomada</w:t>
             </w:r>
           </w:p>
         </w:tc>
@@ -1365,7 +1365,7 @@
                 <w:i w:val="0"/>
                 <w:sz w:val="20"/>
               </w:rPr>
-              <w:t>Validacao de nome duplicado ausente no controller — o endpoint POST /grupos aceitava nomes ja existentes, lancando excecao do banco (constraint de unicidade) ao inves de retornar HTTP 409 com mensagem amigavel ao consumidor da API</w:t>
+              <w:t>Validação de nome duplicado ausente no controller — o endpoint POST /grupos aceitava nomes já existentes, lançando exceção do banco (constraint de unicidade) ao inves de retornar HTTP 409 com mensagem amigável ao consumidor da API</w:t>
             </w:r>
           </w:p>
         </w:tc>
@@ -1417,7 +1417,7 @@
                 <w:i w:val="0"/>
                 <w:sz w:val="20"/>
               </w:rPr>
-              <w:t>Adicionada verificacao previa no GrupoService antes do INSERT: se nome ja existir com Ativo=true, retornar HTTP 409 com mensagem "Nome de grupo ja existe"</w:t>
+              <w:t>Adicionada verificação prévia no GrupoService antes do INSERT: se nome já existir com Ativo=true, retornar HTTP 409 com mensagem "Nome de grupo já existe"</w:t>
             </w:r>
           </w:p>
         </w:tc>
@@ -1498,7 +1498,7 @@
                 <w:i w:val="0"/>
                 <w:sz w:val="20"/>
               </w:rPr>
-              <w:t>Retorno HTTP 404 faltando em GET /grupos/{id} para id inexistente — o endpoint retornava HTTP 500 (excecao nao tratada) quando o id solicitado nao existia no banco, ao inves de HTTP 404 com mensagem clara</w:t>
+              <w:t>Retorno HTTP 404 faltando em GET /grupos/{id} para id inexistente — o endpoint retornava HTTP 500 (exceção não tratada) quando o id solicitado não existia no banco, ao inves de HTTP 404 com mensagem clara</w:t>
             </w:r>
           </w:p>
         </w:tc>
@@ -1523,7 +1523,7 @@
                 <w:i w:val="0"/>
                 <w:sz w:val="20"/>
               </w:rPr>
-              <w:t>P3 — Medio</w:t>
+              <w:t>P3 — Médio</w:t>
             </w:r>
           </w:p>
         </w:tc>
@@ -1548,7 +1548,7 @@
                 <w:i w:val="0"/>
                 <w:sz w:val="20"/>
               </w:rPr>
-              <w:t>Adicionado "null check" no GrupoService apos a consulta Dapper; quando retorno e null, o controller retorna HTTP 404 com mensagem "Grupo nao encontrado"</w:t>
+              <w:t>Adicionado "null check" no GrupoService após a consulta Dapper; quando retorno e null, o controller retorna HTTP 404 com mensagem "Grupo não encontrado"</w:t>
             </w:r>
           </w:p>
         </w:tc>
@@ -1608,7 +1608,7 @@
         </w:pBdr>
       </w:pPr>
       <w:r>
-        <w:t>3. REV-002 — Revisao de PR #13 (AG-21 — Permissoes por Grupo)</w:t>
+        <w:t>3. REV-002 — Revisão de PR #13 (AG-21 — Permissões por Grupo)</w:t>
       </w:r>
     </w:p>
     <w:tbl>
@@ -1794,7 +1794,7 @@
                 <w:i w:val="0"/>
                 <w:sz w:val="20"/>
               </w:rPr>
-              <w:t>Code review — implementacao de feature</w:t>
+              <w:t>Code review — implementação de feature</w:t>
             </w:r>
           </w:p>
         </w:tc>
@@ -1881,7 +1881,7 @@
                 <w:i w:val="0"/>
                 <w:sz w:val="20"/>
               </w:rPr>
-              <w:t>Revisor responsavel</w:t>
+              <w:t>Revisor responsável</w:t>
             </w:r>
           </w:p>
         </w:tc>
@@ -1937,7 +1937,7 @@
                 <w:i w:val="0"/>
                 <w:sz w:val="20"/>
               </w:rPr>
-              <w:t>Autor do codigo</w:t>
+              <w:t>Autor do código</w:t>
             </w:r>
           </w:p>
         </w:tc>
@@ -2018,7 +2018,7 @@
                 <w:i w:val="0"/>
                 <w:sz w:val="20"/>
               </w:rPr>
-              <w:t>Aprovado com correcoes</w:t>
+              <w:t>Aprovado com correções</w:t>
             </w:r>
           </w:p>
         </w:tc>
@@ -2113,7 +2113,7 @@
                 <w:color w:val="FFFFFF"/>
                 <w:sz w:val="20"/>
               </w:rPr>
-              <w:t>Descricao</w:t>
+              <w:t>Descrição</w:t>
             </w:r>
           </w:p>
         </w:tc>
@@ -2167,7 +2167,7 @@
                 <w:color w:val="FFFFFF"/>
                 <w:sz w:val="20"/>
               </w:rPr>
-              <w:t>Acao tomada</w:t>
+              <w:t>Ação tomada</w:t>
             </w:r>
           </w:p>
         </w:tc>
@@ -2251,7 +2251,7 @@
                 <w:i w:val="0"/>
                 <w:sz w:val="20"/>
               </w:rPr>
-              <w:t>Enum de permissao validado apenas no banco (constraint de coluna), nao no controller — valores invalidos enviados pela API lancavam excecao SQL ao inves de retornar HTTP 400 com mensagem clara. Valores aceitos: Leitura, Escrita, Exclusao, Administracao, Relatorio</w:t>
+              <w:t>Enum de permissão validado apenas no banco (constraint de coluna), não no controller — valores inválidos enviados pela API lançavam exceção SQL ao inves de retornar HTTP 400 com mensagem clara. Valores aceitos: Leitura, Escrita, Exclusao, Administracao, Relatorio</w:t>
             </w:r>
           </w:p>
         </w:tc>
@@ -2303,7 +2303,7 @@
                 <w:i w:val="0"/>
                 <w:sz w:val="20"/>
               </w:rPr>
-              <w:t>Adicionada validacao do enum no controller antes de chamar o PermissaoService: se o valor enviado nao pertencer ao enum, retornar HTTP 400 com mensagem "Permissao invalida: {valor}. Valores aceitos: Leitura, Escrita, Exclusao, Administracao, Relatorio"</w:t>
+              <w:t>Adicionada validação do enum no controller antes de chamar o PermissaoService: se o valor enviado não pertencer ao enum, retornar HTTP 400 com mensagem "Permissao inválida: {valor}. Valores aceitos: Leitura, Escrita, Exclusao, Administracao, Relatorio"</w:t>
             </w:r>
           </w:p>
         </w:tc>
@@ -2364,7 +2364,7 @@
         </w:pBdr>
       </w:pPr>
       <w:r>
-        <w:t>4. REV-003 — Revisao de PR #14 e #15 (AG-22 — Vinculo Usuario-Grupo)</w:t>
+        <w:t>4. REV-003 — Revisão de PR #14 e #15 (AG-22 — Vínculo Usuário-Grupo)</w:t>
       </w:r>
     </w:p>
     <w:tbl>
@@ -2550,7 +2550,7 @@
                 <w:i w:val="0"/>
                 <w:sz w:val="20"/>
               </w:rPr>
-              <w:t>Code review — implementacao de feature</w:t>
+              <w:t>Code review — implementação de feature</w:t>
             </w:r>
           </w:p>
         </w:tc>
@@ -2637,7 +2637,7 @@
                 <w:i w:val="0"/>
                 <w:sz w:val="20"/>
               </w:rPr>
-              <w:t>Revisor responsavel</w:t>
+              <w:t>Revisor responsável</w:t>
             </w:r>
           </w:p>
         </w:tc>
@@ -2693,7 +2693,7 @@
                 <w:i w:val="0"/>
                 <w:sz w:val="20"/>
               </w:rPr>
-              <w:t>Autor do codigo</w:t>
+              <w:t>Autor do código</w:t>
             </w:r>
           </w:p>
         </w:tc>
@@ -2774,7 +2774,7 @@
                 <w:i w:val="0"/>
                 <w:sz w:val="20"/>
               </w:rPr>
-              <w:t>Aprovado com correcoes</w:t>
+              <w:t>Aprovado com correções</w:t>
             </w:r>
           </w:p>
         </w:tc>
@@ -2869,7 +2869,7 @@
                 <w:color w:val="FFFFFF"/>
                 <w:sz w:val="20"/>
               </w:rPr>
-              <w:t>Descricao</w:t>
+              <w:t>Descrição</w:t>
             </w:r>
           </w:p>
         </w:tc>
@@ -2923,7 +2923,7 @@
                 <w:color w:val="FFFFFF"/>
                 <w:sz w:val="20"/>
               </w:rPr>
-              <w:t>Acao tomada</w:t>
+              <w:t>Ação tomada</w:t>
             </w:r>
           </w:p>
         </w:tc>
@@ -3007,7 +3007,7 @@
                 <w:i w:val="0"/>
                 <w:sz w:val="20"/>
               </w:rPr>
-              <w:t>Falta de validacao se usuario esta ativo antes de vincular — o endpoint POST /grupos/{id}/usuarios aceitava vincular usuarios com Ativo=false no banco, criando vinculos invalidos em UsuariosGrupo</w:t>
+              <w:t>Falta de validação se usuário está ativo antes de vincular — o endpoint POST /grupos/{id}/usuarios aceitava vincular usuários com Ativo=false no banco, criando vínculos inválidos em UsuariosGrupo</w:t>
             </w:r>
           </w:p>
         </w:tc>
@@ -3059,7 +3059,7 @@
                 <w:i w:val="0"/>
                 <w:sz w:val="20"/>
               </w:rPr>
-              <w:t>Adicionada consulta previa no UsuarioGrupoService: se usuario.Ativo == false, retornar HTTP 422 Unprocessable Entity com mensagem "Usuario inativo nao pode ser vinculado a grupo"</w:t>
+              <w:t>Adicionada consulta prévia no UsuarioGrupoService: se usuario.Ativo == false, retornar HTTP 422 Unprocessable Entity com mensagem "Usuário inativo não pode ser vinculado a grupo"</w:t>
             </w:r>
           </w:p>
         </w:tc>
@@ -3140,7 +3140,7 @@
                 <w:i w:val="0"/>
                 <w:sz w:val="20"/>
               </w:rPr>
-              <w:t>Tratamento de FK violation em DELETE vinculo nao retornava mensagem amigavel — quando o vinculo ja havia sido removido (Ativo=false) ou o usuario nao estava vinculado, o endpoint lancava excecao SQL ao inves de HTTP 404</w:t>
+              <w:t>Tratamento de FK violation em DELETE vínculo não retornava mensagem amigável — quando o vínculo já havia sido removido (Ativo=false) ou o usuário não estava vinculado, o endpoint lançava exceção SQL ao inves de HTTP 404</w:t>
             </w:r>
           </w:p>
         </w:tc>
@@ -3165,7 +3165,7 @@
                 <w:i w:val="0"/>
                 <w:sz w:val="20"/>
               </w:rPr>
-              <w:t>P3 — Medio</w:t>
+              <w:t>P3 — Médio</w:t>
             </w:r>
           </w:p>
         </w:tc>
@@ -3190,7 +3190,7 @@
                 <w:i w:val="0"/>
                 <w:sz w:val="20"/>
               </w:rPr>
-              <w:t>Adicionado "null check" no repositorio Dapper antes do UPDATE de soft delete; quando vinculo nao encontrado, retornar HTTP 404 com mensagem "Vinculo nao encontrado"</w:t>
+              <w:t>Adicionado "null check" no repositório Dapper antes do UPDATE de soft delete; quando vínculo não encontrado, retornar HTTP 404 com mensagem "Vínculo não encontrado"</w:t>
             </w:r>
           </w:p>
         </w:tc>
@@ -3302,7 +3302,7 @@
                 <w:color w:val="FFFFFF"/>
                 <w:sz w:val="20"/>
               </w:rPr>
-              <w:t>Revisao</w:t>
+              <w:t>Revisão</w:t>
             </w:r>
           </w:p>
         </w:tc>
@@ -3410,7 +3410,7 @@
                 <w:color w:val="FFFFFF"/>
                 <w:sz w:val="20"/>
               </w:rPr>
-              <w:t>P3 — Medio</w:t>
+              <w:t>P3 — Médio</w:t>
             </w:r>
           </w:p>
         </w:tc>
@@ -4220,7 +4220,7 @@
           <w:i w:val="0"/>
           <w:sz w:val="22"/>
         </w:rPr>
-        <w:t>Nenhum achado P1 (critico) identificado na Sprint 1. Todos os achados P2 e P3 foram resolvidos antes do merge final em develop. Nenhum defeito foi para o ambiente de homologacao sem correcao previa. Resultado confirmado pelo aceite sem ressalvas de Leonardo Francisco Pereira (AASP) em 06/06/2026.</w:t>
+        <w:t>Nenhum achado P1 (crítico) identificado na Sprint 1. Todos os achados P2 e P3 foram resolvidos antes do merge final em develop. Nenhum defeito foi para o ambiente de homologação sem correção prévia. Resultado confirmado pelo aceite sem ressalvas de Leonardo Francisco Pereira (AASP) em 06/06/2026.</w:t>
       </w:r>
     </w:p>
     <w:p>
@@ -4233,7 +4233,7 @@
         </w:pBdr>
       </w:pPr>
       <w:r>
-        <w:t>6. Proximas revisoes — Sprint 2</w:t>
+        <w:t>6. Próximas revisões — Sprint 2</w:t>
       </w:r>
     </w:p>
     <w:p>
@@ -4247,7 +4247,7 @@
           <w:i w:val="0"/>
           <w:sz w:val="22"/>
         </w:rPr>
-        <w:t>Revisoes tecnicas previstas para a Sprint 2, cobrindo as historias AG-23 (Auditoria via tabela AuditoriaGrupos) e AG-24 (Integracao com ms.temis.vinculos). Estimativa de PRs a serem revisados: #16 (AG-23 — implementacao da auditoria) e #17 (AG-24 — integracao HTTP com ms.temis.vinculos). O processo de revisao seguira o mesmo padrao desta Sprint: revisao pelo Tech Lead antes de qualquer merge em develop, com registro formal de achados e acompanhamento ate resolucao.</w:t>
+        <w:t>Revisões técnicas previstas para a Sprint 2, cobrindo as histórias AG-23 (Auditoria via tabela AuditoriaGrupos) e AG-24 (Integração com ms.temis.vinculos). Estimativa de PRs a serem revisados: #16 (AG-23 — implementação da auditoria) e #17 (AG-24 — integração HTTP com ms.temis.vinculos). O processo de revisão seguirá o mesmo padrão desta Sprint: revisão pelo Tech Lead antes de qualquer merge em develop, com registro formal de achados e acompanhamento até resolução.</w:t>
       </w:r>
     </w:p>
     <w:p>
@@ -4260,7 +4260,7 @@
         </w:pBdr>
       </w:pPr>
       <w:r>
-        <w:t>Historico de revisoes</w:t>
+        <w:t>Histórico de revisões</w:t>
       </w:r>
     </w:p>
     <w:tbl>
@@ -4308,7 +4308,7 @@
                 <w:i w:val="0"/>
                 <w:sz w:val="20"/>
               </w:rPr>
-              <w:t>Versao</w:t>
+              <w:t>Versão</w:t>
             </w:r>
           </w:p>
         </w:tc>
@@ -4386,7 +4386,7 @@
                 <w:i w:val="0"/>
                 <w:sz w:val="20"/>
               </w:rPr>
-              <w:t>Descricao</w:t>
+              <w:t>Descrição</w:t>
             </w:r>
           </w:p>
         </w:tc>
@@ -4492,7 +4492,7 @@
                 <w:i w:val="0"/>
                 <w:sz w:val="20"/>
               </w:rPr>
-              <w:t>Criacao do documento; registro formal das revisoes tecnicas da Sprint 1 (PRs #11 a #15); todos os achados resolvidos e documentados</w:t>
+              <w:t>Criação do documento; registro formal das revisões técnicas da Sprint 1 (PRs #11 a #15); todos os achados resolvidos e documentados</w:t>
             </w:r>
           </w:p>
         </w:tc>

--- a/mps-nivel-c/oficial/04_registros/AASP_Gerenciador/AASP01_Grupos-Usuarios/REV-AASP01-001_Registro-de-Revisao-Tecnica.docx
+++ b/mps-nivel-c/oficial/04_registros/AASP_Gerenciador/AASP01_Grupos-Usuarios/REV-AASP01-001_Registro-de-Revisao-Tecnica.docx
@@ -21,7 +21,7 @@
           <w:color w:val="003366"/>
           <w:sz w:val="36"/>
         </w:rPr>
-        <w:t>REGISTRO DE REVISAO TECNICA — AASP GERENCIADOR · GRUPOS DE USUARIOS</w:t>
+        <w:t>REGISTRO DE REVISÃO TÉCNICA — AASP GERENCIADOR · GRUPOS DE USUÁRIOS</w:t>
       </w:r>
     </w:p>
     <w:p>
@@ -201,7 +201,7 @@
                 <w:i w:val="0"/>
                 <w:sz w:val="20"/>
               </w:rPr>
-              <w:t>Versao</w:t>
+              <w:t>Versão</w:t>
             </w:r>
           </w:p>
         </w:tc>
@@ -450,7 +450,7 @@
                 <w:i w:val="0"/>
                 <w:sz w:val="20"/>
               </w:rPr>
-              <w:t>Abraão (GP) · Cezar Hiraki (TL) (Timeware)</w:t>
+              <w:t>Abraão Oliveira (GP) · Cézar Velázquez (TL) (Timeware)</w:t>
             </w:r>
           </w:p>
         </w:tc>
@@ -506,7 +506,7 @@
                 <w:i w:val="0"/>
                 <w:sz w:val="20"/>
               </w:rPr>
-              <w:t>Renan Kiyoshi (Timeware)</w:t>
+              <w:t>Renan Kioshi (Timeware)</w:t>
             </w:r>
           </w:p>
         </w:tc>
@@ -674,7 +674,7 @@
                 <w:i w:val="0"/>
                 <w:sz w:val="20"/>
               </w:rPr>
-              <w:t>VV — Verificacao e Validacao (evidencia de revisao por pares)</w:t>
+              <w:t>VV — Verificação e Validação (evidência de revisão por pares)</w:t>
             </w:r>
           </w:p>
         </w:tc>
@@ -709,7 +709,7 @@
           <w:i w:val="0"/>
           <w:sz w:val="22"/>
         </w:rPr>
-        <w:t>Registrar as revisoes tecnicas formais (code reviews via Pull Requests) realizadas durante a Sprint 1 da feature AG — ms.auxo.gruposusuarios, constituindo evidencia do processo MPS-SW VV (Verificacao e Validacao). Cada revisao cobriu PRs especificos com o objetivo de identificar defeitos antes do merge na branch develop. Todos os achados foram classificados por severidade e resolvidos antes da integracao.</w:t>
+        <w:t>Registrar as revisões técnicas formais (code reviews via Pull Requests) realizadas durante a Sprint 1 da feature AG — ms.auxo.gruposusuarios, constituindo evidência do processo MPS-SW VV (Verificação e Validação). Cada revisão cobriu PRs específicos com o objetivo de identificar defeitos antes do merge na branch develop. Todos os achados foram classificados por severidade e resolvidos antes da integração.</w:t>
       </w:r>
     </w:p>
     <w:p>
@@ -722,7 +722,7 @@
         </w:pBdr>
       </w:pPr>
       <w:r>
-        <w:t>2. REV-001 — Revisao de PR #11 e #12 (AG-20 — CRUD base e endpoints GET/PUT/DELETE)</w:t>
+        <w:t>2. REV-001 — Revisão de PR #11 e #12 (AG-20 — CRUD base e endpoints GET/PUT/DELETE)</w:t>
       </w:r>
     </w:p>
     <w:tbl>
@@ -908,7 +908,7 @@
                 <w:i w:val="0"/>
                 <w:sz w:val="20"/>
               </w:rPr>
-              <w:t>Code review — implementacao de feature</w:t>
+              <w:t>Code review — implementação de feature</w:t>
             </w:r>
           </w:p>
         </w:tc>
@@ -995,7 +995,7 @@
                 <w:i w:val="0"/>
                 <w:sz w:val="20"/>
               </w:rPr>
-              <w:t>Revisor responsavel</w:t>
+              <w:t>Revisor responsável</w:t>
             </w:r>
           </w:p>
         </w:tc>
@@ -1020,7 +1020,7 @@
                 <w:i w:val="0"/>
                 <w:sz w:val="20"/>
               </w:rPr>
-              <w:t>Cezar Hiraki (Tech Lead — Timeware)</w:t>
+              <w:t>Cézar Velázquez (Tech Lead — Timeware)</w:t>
             </w:r>
           </w:p>
         </w:tc>
@@ -1051,7 +1051,7 @@
                 <w:i w:val="0"/>
                 <w:sz w:val="20"/>
               </w:rPr>
-              <w:t>Autor do codigo</w:t>
+              <w:t>Autor do código</w:t>
             </w:r>
           </w:p>
         </w:tc>
@@ -1077,7 +1077,7 @@
                 <w:i w:val="0"/>
                 <w:sz w:val="20"/>
               </w:rPr>
-              <w:t>Renan Kiyoshi (Timeware)</w:t>
+              <w:t>Renan Kioshi (Timeware)</w:t>
             </w:r>
           </w:p>
         </w:tc>
@@ -1132,7 +1132,7 @@
                 <w:i w:val="0"/>
                 <w:sz w:val="20"/>
               </w:rPr>
-              <w:t>Aprovado com correcoes</w:t>
+              <w:t>Aprovado com correções</w:t>
             </w:r>
           </w:p>
         </w:tc>
@@ -1227,7 +1227,7 @@
                 <w:color w:val="FFFFFF"/>
                 <w:sz w:val="20"/>
               </w:rPr>
-              <w:t>Descricao</w:t>
+              <w:t>Descrição</w:t>
             </w:r>
           </w:p>
         </w:tc>
@@ -1281,7 +1281,7 @@
                 <w:color w:val="FFFFFF"/>
                 <w:sz w:val="20"/>
               </w:rPr>
-              <w:t>Acao tomada</w:t>
+              <w:t>Ação tomada</w:t>
             </w:r>
           </w:p>
         </w:tc>
@@ -1365,7 +1365,7 @@
                 <w:i w:val="0"/>
                 <w:sz w:val="20"/>
               </w:rPr>
-              <w:t>Validacao de nome duplicado ausente no controller — o endpoint POST /grupos aceitava nomes ja existentes, lancando excecao do banco (constraint de unicidade) ao inves de retornar HTTP 409 com mensagem amigavel ao consumidor da API</w:t>
+              <w:t>Validação de nome duplicado ausente no controller — o endpoint POST /grupos aceitava nomes já existentes, lançando exceção do banco (constraint de unicidade) ao inves de retornar HTTP 409 com mensagem amigável ao consumidor da API</w:t>
             </w:r>
           </w:p>
         </w:tc>
@@ -1417,7 +1417,7 @@
                 <w:i w:val="0"/>
                 <w:sz w:val="20"/>
               </w:rPr>
-              <w:t>Adicionada verificacao previa no GrupoService antes do INSERT: se nome ja existir com Ativo=true, retornar HTTP 409 com mensagem "Nome de grupo ja existe"</w:t>
+              <w:t>Adicionada verificação prévia no GrupoService antes do INSERT: se nome já existir com Ativo=true, retornar HTTP 409 com mensagem "Nome de grupo já existe"</w:t>
             </w:r>
           </w:p>
         </w:tc>
@@ -1498,7 +1498,7 @@
                 <w:i w:val="0"/>
                 <w:sz w:val="20"/>
               </w:rPr>
-              <w:t>Retorno HTTP 404 faltando em GET /grupos/{id} para id inexistente — o endpoint retornava HTTP 500 (excecao nao tratada) quando o id solicitado nao existia no banco, ao inves de HTTP 404 com mensagem clara</w:t>
+              <w:t>Retorno HTTP 404 faltando em GET /grupos/{id} para id inexistente — o endpoint retornava HTTP 500 (exceção não tratada) quando o id solicitado não existia no banco, ao inves de HTTP 404 com mensagem clara</w:t>
             </w:r>
           </w:p>
         </w:tc>
@@ -1523,7 +1523,7 @@
                 <w:i w:val="0"/>
                 <w:sz w:val="20"/>
               </w:rPr>
-              <w:t>P3 — Medio</w:t>
+              <w:t>P3 — Médio</w:t>
             </w:r>
           </w:p>
         </w:tc>
@@ -1548,7 +1548,7 @@
                 <w:i w:val="0"/>
                 <w:sz w:val="20"/>
               </w:rPr>
-              <w:t>Adicionado "null check" no GrupoService apos a consulta Dapper; quando retorno e null, o controller retorna HTTP 404 com mensagem "Grupo nao encontrado"</w:t>
+              <w:t>Adicionado "null check" no GrupoService após a consulta Dapper; quando retorno e null, o controller retorna HTTP 404 com mensagem "Grupo não encontrado"</w:t>
             </w:r>
           </w:p>
         </w:tc>
@@ -1608,7 +1608,7 @@
         </w:pBdr>
       </w:pPr>
       <w:r>
-        <w:t>3. REV-002 — Revisao de PR #13 (AG-21 — Permissoes por Grupo)</w:t>
+        <w:t>3. REV-002 — Revisão de PR #13 (AG-21 — Permissões por Grupo)</w:t>
       </w:r>
     </w:p>
     <w:tbl>
@@ -1794,7 +1794,7 @@
                 <w:i w:val="0"/>
                 <w:sz w:val="20"/>
               </w:rPr>
-              <w:t>Code review — implementacao de feature</w:t>
+              <w:t>Code review — implementação de feature</w:t>
             </w:r>
           </w:p>
         </w:tc>
@@ -1881,7 +1881,7 @@
                 <w:i w:val="0"/>
                 <w:sz w:val="20"/>
               </w:rPr>
-              <w:t>Revisor responsavel</w:t>
+              <w:t>Revisor responsável</w:t>
             </w:r>
           </w:p>
         </w:tc>
@@ -1906,7 +1906,7 @@
                 <w:i w:val="0"/>
                 <w:sz w:val="20"/>
               </w:rPr>
-              <w:t>Cezar Hiraki (Tech Lead — Timeware)</w:t>
+              <w:t>Cézar Velázquez (Tech Lead — Timeware)</w:t>
             </w:r>
           </w:p>
         </w:tc>
@@ -1937,7 +1937,7 @@
                 <w:i w:val="0"/>
                 <w:sz w:val="20"/>
               </w:rPr>
-              <w:t>Autor do codigo</w:t>
+              <w:t>Autor do código</w:t>
             </w:r>
           </w:p>
         </w:tc>
@@ -2018,7 +2018,7 @@
                 <w:i w:val="0"/>
                 <w:sz w:val="20"/>
               </w:rPr>
-              <w:t>Aprovado com correcoes</w:t>
+              <w:t>Aprovado com correções</w:t>
             </w:r>
           </w:p>
         </w:tc>
@@ -2113,7 +2113,7 @@
                 <w:color w:val="FFFFFF"/>
                 <w:sz w:val="20"/>
               </w:rPr>
-              <w:t>Descricao</w:t>
+              <w:t>Descrição</w:t>
             </w:r>
           </w:p>
         </w:tc>
@@ -2167,7 +2167,7 @@
                 <w:color w:val="FFFFFF"/>
                 <w:sz w:val="20"/>
               </w:rPr>
-              <w:t>Acao tomada</w:t>
+              <w:t>Ação tomada</w:t>
             </w:r>
           </w:p>
         </w:tc>
@@ -2251,7 +2251,7 @@
                 <w:i w:val="0"/>
                 <w:sz w:val="20"/>
               </w:rPr>
-              <w:t>Enum de permissao validado apenas no banco (constraint de coluna), nao no controller — valores invalidos enviados pela API lancavam excecao SQL ao inves de retornar HTTP 400 com mensagem clara. Valores aceitos: Leitura, Escrita, Exclusao, Administracao, Relatorio</w:t>
+              <w:t>Enum de permissão validado apenas no banco (constraint de coluna), não no controller — valores inválidos enviados pela API lançavam exceção SQL ao inves de retornar HTTP 400 com mensagem clara. Valores aceitos: Leitura, Escrita, Exclusao, Administracao, Relatorio</w:t>
             </w:r>
           </w:p>
         </w:tc>
@@ -2303,7 +2303,7 @@
                 <w:i w:val="0"/>
                 <w:sz w:val="20"/>
               </w:rPr>
-              <w:t>Adicionada validacao do enum no controller antes de chamar o PermissaoService: se o valor enviado nao pertencer ao enum, retornar HTTP 400 com mensagem "Permissao invalida: {valor}. Valores aceitos: Leitura, Escrita, Exclusao, Administracao, Relatorio"</w:t>
+              <w:t>Adicionada validação do enum no controller antes de chamar o PermissaoService: se o valor enviado não pertencer ao enum, retornar HTTP 400 com mensagem "Permissao inválida: {valor}. Valores aceitos: Leitura, Escrita, Exclusao, Administracao, Relatorio"</w:t>
             </w:r>
           </w:p>
         </w:tc>
@@ -2364,7 +2364,7 @@
         </w:pBdr>
       </w:pPr>
       <w:r>
-        <w:t>4. REV-003 — Revisao de PR #14 e #15 (AG-22 — Vinculo Usuario-Grupo)</w:t>
+        <w:t>4. REV-003 — Revisão de PR #14 e #15 (AG-22 — Vínculo Usuário-Grupo)</w:t>
       </w:r>
     </w:p>
     <w:tbl>
@@ -2550,7 +2550,7 @@
                 <w:i w:val="0"/>
                 <w:sz w:val="20"/>
               </w:rPr>
-              <w:t>Code review — implementacao de feature</w:t>
+              <w:t>Code review — implementação de feature</w:t>
             </w:r>
           </w:p>
         </w:tc>
@@ -2637,7 +2637,7 @@
                 <w:i w:val="0"/>
                 <w:sz w:val="20"/>
               </w:rPr>
-              <w:t>Revisor responsavel</w:t>
+              <w:t>Revisor responsável</w:t>
             </w:r>
           </w:p>
         </w:tc>
@@ -2662,7 +2662,7 @@
                 <w:i w:val="0"/>
                 <w:sz w:val="20"/>
               </w:rPr>
-              <w:t>Cezar Hiraki (Tech Lead — Timeware)</w:t>
+              <w:t>Cézar Velázquez (Tech Lead — Timeware)</w:t>
             </w:r>
           </w:p>
         </w:tc>
@@ -2693,7 +2693,7 @@
                 <w:i w:val="0"/>
                 <w:sz w:val="20"/>
               </w:rPr>
-              <w:t>Autor do codigo</w:t>
+              <w:t>Autor do código</w:t>
             </w:r>
           </w:p>
         </w:tc>
@@ -2774,7 +2774,7 @@
                 <w:i w:val="0"/>
                 <w:sz w:val="20"/>
               </w:rPr>
-              <w:t>Aprovado com correcoes</w:t>
+              <w:t>Aprovado com correções</w:t>
             </w:r>
           </w:p>
         </w:tc>
@@ -2869,7 +2869,7 @@
                 <w:color w:val="FFFFFF"/>
                 <w:sz w:val="20"/>
               </w:rPr>
-              <w:t>Descricao</w:t>
+              <w:t>Descrição</w:t>
             </w:r>
           </w:p>
         </w:tc>
@@ -2923,7 +2923,7 @@
                 <w:color w:val="FFFFFF"/>
                 <w:sz w:val="20"/>
               </w:rPr>
-              <w:t>Acao tomada</w:t>
+              <w:t>Ação tomada</w:t>
             </w:r>
           </w:p>
         </w:tc>
@@ -3007,7 +3007,7 @@
                 <w:i w:val="0"/>
                 <w:sz w:val="20"/>
               </w:rPr>
-              <w:t>Falta de validacao se usuario esta ativo antes de vincular — o endpoint POST /grupos/{id}/usuarios aceitava vincular usuarios com Ativo=false no banco, criando vinculos invalidos em UsuariosGrupo</w:t>
+              <w:t>Falta de validação se usuário está ativo antes de vincular — o endpoint POST /grupos/{id}/usuarios aceitava vincular usuários com Ativo=false no banco, criando vínculos inválidos em UsuariosGrupo</w:t>
             </w:r>
           </w:p>
         </w:tc>
@@ -3059,7 +3059,7 @@
                 <w:i w:val="0"/>
                 <w:sz w:val="20"/>
               </w:rPr>
-              <w:t>Adicionada consulta previa no UsuarioGrupoService: se usuario.Ativo == false, retornar HTTP 422 Unprocessable Entity com mensagem "Usuario inativo nao pode ser vinculado a grupo"</w:t>
+              <w:t>Adicionada consulta prévia no UsuarioGrupoService: se usuario.Ativo == false, retornar HTTP 422 Unprocessable Entity com mensagem "Usuário inativo não pode ser vinculado a grupo"</w:t>
             </w:r>
           </w:p>
         </w:tc>
@@ -3140,7 +3140,7 @@
                 <w:i w:val="0"/>
                 <w:sz w:val="20"/>
               </w:rPr>
-              <w:t>Tratamento de FK violation em DELETE vinculo nao retornava mensagem amigavel — quando o vinculo ja havia sido removido (Ativo=false) ou o usuario nao estava vinculado, o endpoint lancava excecao SQL ao inves de HTTP 404</w:t>
+              <w:t>Tratamento de FK violation em DELETE vínculo não retornava mensagem amigável — quando o vínculo já havia sido removido (Ativo=false) ou o usuário não estava vinculado, o endpoint lançava exceção SQL ao inves de HTTP 404</w:t>
             </w:r>
           </w:p>
         </w:tc>
@@ -3165,7 +3165,7 @@
                 <w:i w:val="0"/>
                 <w:sz w:val="20"/>
               </w:rPr>
-              <w:t>P3 — Medio</w:t>
+              <w:t>P3 — Médio</w:t>
             </w:r>
           </w:p>
         </w:tc>
@@ -3190,7 +3190,7 @@
                 <w:i w:val="0"/>
                 <w:sz w:val="20"/>
               </w:rPr>
-              <w:t>Adicionado "null check" no repositorio Dapper antes do UPDATE de soft delete; quando vinculo nao encontrado, retornar HTTP 404 com mensagem "Vinculo nao encontrado"</w:t>
+              <w:t>Adicionado "null check" no repositório Dapper antes do UPDATE de soft delete; quando vínculo não encontrado, retornar HTTP 404 com mensagem "Vínculo não encontrado"</w:t>
             </w:r>
           </w:p>
         </w:tc>
@@ -3302,7 +3302,7 @@
                 <w:color w:val="FFFFFF"/>
                 <w:sz w:val="20"/>
               </w:rPr>
-              <w:t>Revisao</w:t>
+              <w:t>Revisão</w:t>
             </w:r>
           </w:p>
         </w:tc>
@@ -3410,7 +3410,7 @@
                 <w:color w:val="FFFFFF"/>
                 <w:sz w:val="20"/>
               </w:rPr>
-              <w:t>P3 — Medio</w:t>
+              <w:t>P3 — Médio</w:t>
             </w:r>
           </w:p>
         </w:tc>
@@ -4220,7 +4220,7 @@
           <w:i w:val="0"/>
           <w:sz w:val="22"/>
         </w:rPr>
-        <w:t>Nenhum achado P1 (critico) identificado na Sprint 1. Todos os achados P2 e P3 foram resolvidos antes do merge final em develop. Nenhum defeito foi para o ambiente de homologacao sem correcao previa. Resultado confirmado pelo aceite sem ressalvas de Leonardo Francisco Pereira (AASP) em 06/06/2026.</w:t>
+        <w:t>Nenhum achado P1 (crítico) identificado na Sprint 1. Todos os achados P2 e P3 foram resolvidos antes do merge final em develop. Nenhum defeito foi para o ambiente de homologação sem correção prévia. Resultado confirmado pelo aceite sem ressalvas de Leonardo Francisco Pereira (AASP) em 06/06/2026.</w:t>
       </w:r>
     </w:p>
     <w:p>
@@ -4233,7 +4233,7 @@
         </w:pBdr>
       </w:pPr>
       <w:r>
-        <w:t>6. Proximas revisoes — Sprint 2</w:t>
+        <w:t>6. Próximas revisões — Sprint 2</w:t>
       </w:r>
     </w:p>
     <w:p>
@@ -4247,7 +4247,7 @@
           <w:i w:val="0"/>
           <w:sz w:val="22"/>
         </w:rPr>
-        <w:t>Revisoes tecnicas previstas para a Sprint 2, cobrindo as historias AG-23 (Auditoria via tabela AuditoriaGrupos) e AG-24 (Integracao com ms.temis.vinculos). Estimativa de PRs a serem revisados: #16 (AG-23 — implementacao da auditoria) e #17 (AG-24 — integracao HTTP com ms.temis.vinculos). O processo de revisao seguira o mesmo padrao desta Sprint: revisao pelo Tech Lead antes de qualquer merge em develop, com registro formal de achados e acompanhamento ate resolucao.</w:t>
+        <w:t>Revisões técnicas previstas para a Sprint 2, cobrindo as histórias AG-23 (Auditoria via tabela AuditoriaGrupos) e AG-24 (Integração com ms.temis.vinculos). Estimativa de PRs a serem revisados: #16 (AG-23 — implementação da auditoria) e #17 (AG-24 — integração HTTP com ms.temis.vinculos). O processo de revisão seguirá o mesmo padrão desta Sprint: revisão pelo Tech Lead antes de qualquer merge em develop, com registro formal de achados e acompanhamento até resolução.</w:t>
       </w:r>
     </w:p>
     <w:p>
@@ -4260,7 +4260,7 @@
         </w:pBdr>
       </w:pPr>
       <w:r>
-        <w:t>Historico de revisoes</w:t>
+        <w:t>Histórico de revisões</w:t>
       </w:r>
     </w:p>
     <w:tbl>
@@ -4308,7 +4308,7 @@
                 <w:i w:val="0"/>
                 <w:sz w:val="20"/>
               </w:rPr>
-              <w:t>Versao</w:t>
+              <w:t>Versão</w:t>
             </w:r>
           </w:p>
         </w:tc>
@@ -4386,7 +4386,7 @@
                 <w:i w:val="0"/>
                 <w:sz w:val="20"/>
               </w:rPr>
-              <w:t>Descricao</w:t>
+              <w:t>Descrição</w:t>
             </w:r>
           </w:p>
         </w:tc>
@@ -4467,7 +4467,7 @@
                 <w:i w:val="0"/>
                 <w:sz w:val="20"/>
               </w:rPr>
-              <w:t>Abraão</w:t>
+              <w:t>Abraão Oliveira</w:t>
             </w:r>
           </w:p>
         </w:tc>
@@ -4492,7 +4492,7 @@
                 <w:i w:val="0"/>
                 <w:sz w:val="20"/>
               </w:rPr>
-              <w:t>Criacao do documento; registro formal das revisoes tecnicas da Sprint 1 (PRs #11 a #15); todos os achados resolvidos e documentados</w:t>
+              <w:t>Criação do documento; registro formal das revisões técnicas da Sprint 1 (PRs #11 a #15); todos os achados resolvidos e documentados</w:t>
             </w:r>
           </w:p>
         </w:tc>

--- a/mps-nivel-c/oficial/04_registros/AASP_Gerenciador/AASP01_Grupos-Usuarios/REV-AASP01-001_Registro-de-Revisao-Tecnica.docx
+++ b/mps-nivel-c/oficial/04_registros/AASP_Gerenciador/AASP01_Grupos-Usuarios/REV-AASP01-001_Registro-de-Revisao-Tecnica.docx
@@ -21,7 +21,7 @@
           <w:color w:val="003366"/>
           <w:sz w:val="36"/>
         </w:rPr>
-        <w:t>REGISTRO DE REVISAO TECNICA — AASP GERENCIADOR · GRUPOS DE USUARIOS</w:t>
+        <w:t>REGISTRO DE REVISÃO TÉCNICA — AASP GERENCIADOR · GRUPOS DE USUÁRIOS</w:t>
       </w:r>
     </w:p>
     <w:p>
@@ -34,7 +34,7 @@
           <w:color w:val="555555"/>
           <w:sz w:val="20"/>
         </w:rPr>
-        <w:t>REV-AASP01-001   ·   Versão 1.0   ·   06/06/2026   ·   Timeware Brasil</w:t>
+        <w:t>REV-AASP01-001   ·   Versão 1.1   ·   06/06/2026   ·   Timeware Brasil</w:t>
       </w:r>
     </w:p>
     <w:p>
@@ -201,7 +201,7 @@
                 <w:i w:val="0"/>
                 <w:sz w:val="20"/>
               </w:rPr>
-              <w:t>Versao</w:t>
+              <w:t>Versão</w:t>
             </w:r>
           </w:p>
         </w:tc>
@@ -226,7 +226,7 @@
                 <w:i w:val="0"/>
                 <w:sz w:val="20"/>
               </w:rPr>
-              <w:t>1.0</w:t>
+              <w:t>1.1</w:t>
             </w:r>
           </w:p>
         </w:tc>
@@ -674,7 +674,7 @@
                 <w:i w:val="0"/>
                 <w:sz w:val="20"/>
               </w:rPr>
-              <w:t>VV — Verificacao e Validacao (evidencia de revisao por pares)</w:t>
+              <w:t>VV — Verificação e Validação (evidência de revisão por pares)</w:t>
             </w:r>
           </w:p>
         </w:tc>
@@ -709,7 +709,45 @@
           <w:i w:val="0"/>
           <w:sz w:val="22"/>
         </w:rPr>
-        <w:t>Registrar as revisoes tecnicas formais (code reviews via Pull Requests) realizadas durante a Sprint 1 da feature AG — ms.auxo.gruposusuarios, constituindo evidencia do processo MPS-SW VV (Verificacao e Validacao). Cada revisao cobriu PRs especificos com o objetivo de identificar defeitos antes do merge na branch develop. Todos os achados foram classificados por severidade e resolvidos antes da integracao.</w:t>
+        <w:t xml:space="preserve">Registrar as revisões técnicas formais (code reviews via Merge Requests) realizadas durante a Sprint 1 da feature AG — ms.auxo.gruposusuarios, constituindo evidência do processo MPS-SW VV (Verificação e Validação). Cada revisão cobriu MRs específicos com o objetivo de identificar defeitos antes do merge na branch develop. Todos os achados foram classificados por severidade e resolvidos antes da integração. Os endpoints referem-se ao controller real </w:t>
+      </w:r>
+      <w:r>
+        <w:rPr>
+          <w:rFonts w:ascii="Courier New" w:hAnsi="Courier New"/>
+          <w:b w:val="0"/>
+          <w:i w:val="0"/>
+          <w:color w:val="333333"/>
+          <w:sz w:val="20"/>
+        </w:rPr>
+        <w:t>GerenciarGruposController</w:t>
+      </w:r>
+      <w:r>
+        <w:rPr>
+          <w:rFonts w:ascii="Calibri" w:hAnsi="Calibri"/>
+          <w:b w:val="0"/>
+          <w:i w:val="0"/>
+          <w:sz w:val="22"/>
+        </w:rPr>
+        <w:t xml:space="preserve"> (rota base </w:t>
+      </w:r>
+      <w:r>
+        <w:rPr>
+          <w:rFonts w:ascii="Courier New" w:hAnsi="Courier New"/>
+          <w:b w:val="0"/>
+          <w:i w:val="0"/>
+          <w:color w:val="333333"/>
+          <w:sz w:val="20"/>
+        </w:rPr>
+        <w:t>api/gerenciar/grupos</w:t>
+      </w:r>
+      <w:r>
+        <w:rPr>
+          <w:rFonts w:ascii="Calibri" w:hAnsi="Calibri"/>
+          <w:b w:val="0"/>
+          <w:i w:val="0"/>
+          <w:sz w:val="22"/>
+        </w:rPr>
+        <w:t>, HTTP 200/400).</w:t>
       </w:r>
     </w:p>
     <w:p>
@@ -722,7 +760,7 @@
         </w:pBdr>
       </w:pPr>
       <w:r>
-        <w:t>2. REV-001 — Revisao de PR #11 e #12 (AG-20 — CRUD base e endpoints GET/PUT/DELETE)</w:t>
+        <w:t>2. REV-001 — Revisão de MR !1 e !2 (AG-20 — CRUD de grupos)</w:t>
       </w:r>
     </w:p>
     <w:tbl>
@@ -853,7 +891,7 @@
                 <w:i w:val="0"/>
                 <w:sz w:val="20"/>
               </w:rPr>
-              <w:t>30/05/2026 (PR #11) e 02/06/2026 (PR #12)</w:t>
+              <w:t>30/05/2026 (MR !1) e 02/06/2026 (MR !2)</w:t>
             </w:r>
           </w:p>
         </w:tc>
@@ -908,7 +946,7 @@
                 <w:i w:val="0"/>
                 <w:sz w:val="20"/>
               </w:rPr>
-              <w:t>Code review — implementacao de feature</w:t>
+              <w:t>Code review — implementação de feature</w:t>
             </w:r>
           </w:p>
         </w:tc>
@@ -939,7 +977,7 @@
                 <w:i w:val="0"/>
                 <w:sz w:val="20"/>
               </w:rPr>
-              <w:t>PRs revisados</w:t>
+              <w:t>MRs revisados</w:t>
             </w:r>
           </w:p>
         </w:tc>
@@ -965,7 +1003,121 @@
                 <w:i w:val="0"/>
                 <w:sz w:val="20"/>
               </w:rPr>
-              <w:t>#11 (POST /grupos — CRUD base), #12 (GET /grupos, GET /grupos/{id}, PUT /grupos/{id}, DELETE /grupos/{id})</w:t>
+              <w:t>!1 (</w:t>
+            </w:r>
+            <w:r>
+              <w:rPr>
+                <w:rFonts w:ascii="Courier New" w:hAnsi="Courier New"/>
+                <w:b w:val="0"/>
+                <w:i w:val="0"/>
+                <w:color w:val="333333"/>
+                <w:sz w:val="20"/>
+              </w:rPr>
+              <w:t>incluirgrupo</w:t>
+            </w:r>
+            <w:r>
+              <w:rPr>
+                <w:rFonts w:ascii="Calibri" w:hAnsi="Calibri"/>
+                <w:b w:val="0"/>
+                <w:i w:val="0"/>
+                <w:sz w:val="20"/>
+              </w:rPr>
+              <w:t xml:space="preserve">, </w:t>
+            </w:r>
+            <w:r>
+              <w:rPr>
+                <w:rFonts w:ascii="Courier New" w:hAnsi="Courier New"/>
+                <w:b w:val="0"/>
+                <w:i w:val="0"/>
+                <w:color w:val="333333"/>
+                <w:sz w:val="20"/>
+              </w:rPr>
+              <w:t>listargrupo</w:t>
+            </w:r>
+            <w:r>
+              <w:rPr>
+                <w:rFonts w:ascii="Calibri" w:hAnsi="Calibri"/>
+                <w:b w:val="0"/>
+                <w:i w:val="0"/>
+                <w:sz w:val="20"/>
+              </w:rPr>
+              <w:t xml:space="preserve"> — CRUD base), !2 (</w:t>
+            </w:r>
+            <w:r>
+              <w:rPr>
+                <w:rFonts w:ascii="Courier New" w:hAnsi="Courier New"/>
+                <w:b w:val="0"/>
+                <w:i w:val="0"/>
+                <w:color w:val="333333"/>
+                <w:sz w:val="20"/>
+              </w:rPr>
+              <w:t>buscargrupoporid</w:t>
+            </w:r>
+            <w:r>
+              <w:rPr>
+                <w:rFonts w:ascii="Calibri" w:hAnsi="Calibri"/>
+                <w:b w:val="0"/>
+                <w:i w:val="0"/>
+                <w:sz w:val="20"/>
+              </w:rPr>
+              <w:t xml:space="preserve">, </w:t>
+            </w:r>
+            <w:r>
+              <w:rPr>
+                <w:rFonts w:ascii="Courier New" w:hAnsi="Courier New"/>
+                <w:b w:val="0"/>
+                <w:i w:val="0"/>
+                <w:color w:val="333333"/>
+                <w:sz w:val="20"/>
+              </w:rPr>
+              <w:t>alterargrupo</w:t>
+            </w:r>
+            <w:r>
+              <w:rPr>
+                <w:rFonts w:ascii="Calibri" w:hAnsi="Calibri"/>
+                <w:b w:val="0"/>
+                <w:i w:val="0"/>
+                <w:sz w:val="20"/>
+              </w:rPr>
+              <w:t xml:space="preserve">, </w:t>
+            </w:r>
+            <w:r>
+              <w:rPr>
+                <w:rFonts w:ascii="Courier New" w:hAnsi="Courier New"/>
+                <w:b w:val="0"/>
+                <w:i w:val="0"/>
+                <w:color w:val="333333"/>
+                <w:sz w:val="20"/>
+              </w:rPr>
+              <w:t>excluirgrupo</w:t>
+            </w:r>
+            <w:r>
+              <w:rPr>
+                <w:rFonts w:ascii="Calibri" w:hAnsi="Calibri"/>
+                <w:b w:val="0"/>
+                <w:i w:val="0"/>
+                <w:sz w:val="20"/>
+              </w:rPr>
+              <w:t xml:space="preserve">, </w:t>
+            </w:r>
+            <w:r>
+              <w:rPr>
+                <w:rFonts w:ascii="Courier New" w:hAnsi="Courier New"/>
+                <w:b w:val="0"/>
+                <w:i w:val="0"/>
+                <w:color w:val="333333"/>
+                <w:sz w:val="20"/>
+              </w:rPr>
+              <w:t>ativardesativar</w:t>
+            </w:r>
+            <w:r>
+              <w:rPr>
+                <w:rFonts w:ascii="Calibri" w:hAnsi="Calibri"/>
+                <w:b w:val="0"/>
+                <w:i w:val="0"/>
+                <w:sz w:val="20"/>
+              </w:rPr>
+              <w:t>)</w:t>
             </w:r>
           </w:p>
         </w:tc>
@@ -995,7 +1147,7 @@
                 <w:i w:val="0"/>
                 <w:sz w:val="20"/>
               </w:rPr>
-              <w:t>Revisor responsavel</w:t>
+              <w:t>Revisor responsável</w:t>
             </w:r>
           </w:p>
         </w:tc>
@@ -1051,7 +1203,7 @@
                 <w:i w:val="0"/>
                 <w:sz w:val="20"/>
               </w:rPr>
-              <w:t>Autor do codigo</w:t>
+              <w:t>Autor do código</w:t>
             </w:r>
           </w:p>
         </w:tc>
@@ -1132,7 +1284,7 @@
                 <w:i w:val="0"/>
                 <w:sz w:val="20"/>
               </w:rPr>
-              <w:t>Aprovado com correcoes</w:t>
+              <w:t>Aprovado com correções</w:t>
             </w:r>
           </w:p>
         </w:tc>
@@ -1227,7 +1379,7 @@
                 <w:color w:val="FFFFFF"/>
                 <w:sz w:val="20"/>
               </w:rPr>
-              <w:t>Descricao</w:t>
+              <w:t>Descrição</w:t>
             </w:r>
           </w:p>
         </w:tc>
@@ -1281,7 +1433,7 @@
                 <w:color w:val="FFFFFF"/>
                 <w:sz w:val="20"/>
               </w:rPr>
-              <w:t>Acao tomada</w:t>
+              <w:t>Ação tomada</w:t>
             </w:r>
           </w:p>
         </w:tc>
@@ -1365,7 +1517,26 @@
                 <w:i w:val="0"/>
                 <w:sz w:val="20"/>
               </w:rPr>
-              <w:t>Validacao de nome duplicado ausente no controller — o endpoint POST /grupos aceitava nomes ja existentes, lancando excecao do banco (constraint de unicidade) ao inves de retornar HTTP 409 com mensagem amigavel ao consumidor da API</w:t>
+              <w:t xml:space="preserve">Validação de nome duplicado ausente no service — </w:t>
+            </w:r>
+            <w:r>
+              <w:rPr>
+                <w:rFonts w:ascii="Courier New" w:hAnsi="Courier New"/>
+                <w:b w:val="0"/>
+                <w:i w:val="0"/>
+                <w:color w:val="333333"/>
+                <w:sz w:val="20"/>
+              </w:rPr>
+              <w:t>incluirgrupo</w:t>
+            </w:r>
+            <w:r>
+              <w:rPr>
+                <w:rFonts w:ascii="Calibri" w:hAnsi="Calibri"/>
+                <w:b w:val="0"/>
+                <w:i w:val="0"/>
+                <w:sz w:val="20"/>
+              </w:rPr>
+              <w:t xml:space="preserve"> aceitava nomes já existentes, lancando exceção do banco (constraint de unicidade) ao inves de retornar erro tratado</w:t>
             </w:r>
           </w:p>
         </w:tc>
@@ -1417,7 +1588,36 @@
                 <w:i w:val="0"/>
                 <w:sz w:val="20"/>
               </w:rPr>
-              <w:t>Adicionada verificacao previa no GrupoService antes do INSERT: se nome ja existir com Ativo=true, retornar HTTP 409 com mensagem "Nome de grupo ja existe"</w:t>
+              <w:t xml:space="preserve">Adicionada verificação previa </w:t>
+            </w:r>
+            <w:r>
+              <w:rPr>
+                <w:rFonts w:ascii="Courier New" w:hAnsi="Courier New"/>
+                <w:b w:val="0"/>
+                <w:i w:val="0"/>
+                <w:color w:val="333333"/>
+                <w:sz w:val="20"/>
+              </w:rPr>
+              <w:t>ExisteGrupo</w:t>
+            </w:r>
+            <w:r>
+              <w:rPr>
+                <w:rFonts w:ascii="Calibri" w:hAnsi="Calibri"/>
+                <w:b w:val="0"/>
+                <w:i w:val="0"/>
+                <w:sz w:val="20"/>
+              </w:rPr>
+              <w:t xml:space="preserve"> no service antes do INSERT: se o nome já existir, retornar HTTP 400 com </w:t>
+            </w:r>
+            <w:r>
+              <w:rPr>
+                <w:rFonts w:ascii="Courier New" w:hAnsi="Courier New"/>
+                <w:b w:val="0"/>
+                <w:i w:val="0"/>
+                <w:color w:val="333333"/>
+                <w:sz w:val="20"/>
+              </w:rPr>
+              <w:t>MensagemPublica = "Grupo ja existe"</w:t>
             </w:r>
           </w:p>
         </w:tc>
@@ -1498,7 +1698,26 @@
                 <w:i w:val="0"/>
                 <w:sz w:val="20"/>
               </w:rPr>
-              <w:t>Retorno HTTP 404 faltando em GET /grupos/{id} para id inexistente — o endpoint retornava HTTP 500 (excecao nao tratada) quando o id solicitado nao existia no banco, ao inves de HTTP 404 com mensagem clara</w:t>
+              <w:t>Retorno de campos desnecessarios no DTO de listagem (</w:t>
+            </w:r>
+            <w:r>
+              <w:rPr>
+                <w:rFonts w:ascii="Courier New" w:hAnsi="Courier New"/>
+                <w:b w:val="0"/>
+                <w:i w:val="0"/>
+                <w:color w:val="333333"/>
+                <w:sz w:val="20"/>
+              </w:rPr>
+              <w:t>listargrupo</w:t>
+            </w:r>
+            <w:r>
+              <w:rPr>
+                <w:rFonts w:ascii="Calibri" w:hAnsi="Calibri"/>
+                <w:b w:val="0"/>
+                <w:i w:val="0"/>
+                <w:sz w:val="20"/>
+              </w:rPr>
+              <w:t>) — a resposta expunha campos internos não usados pelo consumidor</w:t>
             </w:r>
           </w:p>
         </w:tc>
@@ -1548,7 +1767,7 @@
                 <w:i w:val="0"/>
                 <w:sz w:val="20"/>
               </w:rPr>
-              <w:t>Adicionado "null check" no GrupoService apos a consulta Dapper; quando retorno e null, o controller retorna HTTP 404 com mensagem "Grupo nao encontrado"</w:t>
+              <w:t>Ajustado o DTO de listagem para retornar apenas os campos necessários</w:t>
             </w:r>
           </w:p>
         </w:tc>
@@ -1608,7 +1827,7 @@
         </w:pBdr>
       </w:pPr>
       <w:r>
-        <w:t>3. REV-002 — Revisao de PR #13 (AG-21 — Permissoes por Grupo)</w:t>
+        <w:t>3. REV-002 — Revisão de MR !3 (AG-21 — Função do Usuario no Grupo)</w:t>
       </w:r>
     </w:p>
     <w:tbl>
@@ -1794,7 +2013,7 @@
                 <w:i w:val="0"/>
                 <w:sz w:val="20"/>
               </w:rPr>
-              <w:t>Code review — implementacao de feature</w:t>
+              <w:t>Code review — implementação de feature</w:t>
             </w:r>
           </w:p>
         </w:tc>
@@ -1825,7 +2044,7 @@
                 <w:i w:val="0"/>
                 <w:sz w:val="20"/>
               </w:rPr>
-              <w:t>PR revisado</w:t>
+              <w:t>MR revisado</w:t>
             </w:r>
           </w:p>
         </w:tc>
@@ -1851,7 +2070,26 @@
                 <w:i w:val="0"/>
                 <w:sz w:val="20"/>
               </w:rPr>
-              <w:t>#13 (PUT /grupos/{id}/permissoes)</w:t>
+              <w:t>!3 (</w:t>
+            </w:r>
+            <w:r>
+              <w:rPr>
+                <w:rFonts w:ascii="Courier New" w:hAnsi="Courier New"/>
+                <w:b w:val="0"/>
+                <w:i w:val="0"/>
+                <w:color w:val="333333"/>
+                <w:sz w:val="20"/>
+              </w:rPr>
+              <w:t>alterarfuncaodousuario</w:t>
+            </w:r>
+            <w:r>
+              <w:rPr>
+                <w:rFonts w:ascii="Calibri" w:hAnsi="Calibri"/>
+                <w:b w:val="0"/>
+                <w:i w:val="0"/>
+                <w:sz w:val="20"/>
+              </w:rPr>
+              <w:t>)</w:t>
             </w:r>
           </w:p>
         </w:tc>
@@ -1881,7 +2119,7 @@
                 <w:i w:val="0"/>
                 <w:sz w:val="20"/>
               </w:rPr>
-              <w:t>Revisor responsavel</w:t>
+              <w:t>Revisor responsável</w:t>
             </w:r>
           </w:p>
         </w:tc>
@@ -1937,7 +2175,7 @@
                 <w:i w:val="0"/>
                 <w:sz w:val="20"/>
               </w:rPr>
-              <w:t>Autor do codigo</w:t>
+              <w:t>Autor do código</w:t>
             </w:r>
           </w:p>
         </w:tc>
@@ -2018,7 +2256,7 @@
                 <w:i w:val="0"/>
                 <w:sz w:val="20"/>
               </w:rPr>
-              <w:t>Aprovado com correcoes</w:t>
+              <w:t>Aprovado com correções</w:t>
             </w:r>
           </w:p>
         </w:tc>
@@ -2113,7 +2351,7 @@
                 <w:color w:val="FFFFFF"/>
                 <w:sz w:val="20"/>
               </w:rPr>
-              <w:t>Descricao</w:t>
+              <w:t>Descrição</w:t>
             </w:r>
           </w:p>
         </w:tc>
@@ -2167,7 +2405,7 @@
                 <w:color w:val="FFFFFF"/>
                 <w:sz w:val="20"/>
               </w:rPr>
-              <w:t>Acao tomada</w:t>
+              <w:t>Ação tomada</w:t>
             </w:r>
           </w:p>
         </w:tc>
@@ -2251,7 +2489,26 @@
                 <w:i w:val="0"/>
                 <w:sz w:val="20"/>
               </w:rPr>
-              <w:t>Enum de permissao validado apenas no banco (constraint de coluna), nao no controller — valores invalidos enviados pela API lancavam excecao SQL ao inves de retornar HTTP 400 com mensagem clara. Valores aceitos: Leitura, Escrita, Exclusao, Administracao, Relatorio</w:t>
+              <w:t xml:space="preserve">Função validada apenas no banco, não no controller — valores fora do enum </w:t>
+            </w:r>
+            <w:r>
+              <w:rPr>
+                <w:rFonts w:ascii="Courier New" w:hAnsi="Courier New"/>
+                <w:b w:val="0"/>
+                <w:i w:val="0"/>
+                <w:color w:val="333333"/>
+                <w:sz w:val="20"/>
+              </w:rPr>
+              <w:t>FuncaoUsuariosEnum</w:t>
+            </w:r>
+            <w:r>
+              <w:rPr>
+                <w:rFonts w:ascii="Calibri" w:hAnsi="Calibri"/>
+                <w:b w:val="0"/>
+                <w:i w:val="0"/>
+                <w:sz w:val="20"/>
+              </w:rPr>
+              <w:t xml:space="preserve"> (Usuario, Administrador) lancavam exceção SQL ao inves de erro tratado</w:t>
             </w:r>
           </w:p>
         </w:tc>
@@ -2303,7 +2560,7 @@
                 <w:i w:val="0"/>
                 <w:sz w:val="20"/>
               </w:rPr>
-              <w:t>Adicionada validacao do enum no controller antes de chamar o PermissaoService: se o valor enviado nao pertencer ao enum, retornar HTTP 400 com mensagem "Permissao invalida: {valor}. Valores aceitos: Leitura, Escrita, Exclusao, Administracao, Relatorio"</w:t>
+              <w:t>Adicionada validação do enum antes de chamar o service: valor invalido retorna HTTP 400 com mensagem clara</w:t>
             </w:r>
           </w:p>
         </w:tc>
@@ -2364,7 +2621,7 @@
         </w:pBdr>
       </w:pPr>
       <w:r>
-        <w:t>4. REV-003 — Revisao de PR #14 e #15 (AG-22 — Vinculo Usuario-Grupo)</w:t>
+        <w:t>4. REV-003 — Revisão de MR !4 e !5 (AG-22 — Vinculo Usuario-Grupo)</w:t>
       </w:r>
     </w:p>
     <w:tbl>
@@ -2550,7 +2807,7 @@
                 <w:i w:val="0"/>
                 <w:sz w:val="20"/>
               </w:rPr>
-              <w:t>Code review — implementacao de feature</w:t>
+              <w:t>Code review — implementação de feature</w:t>
             </w:r>
           </w:p>
         </w:tc>
@@ -2581,7 +2838,7 @@
                 <w:i w:val="0"/>
                 <w:sz w:val="20"/>
               </w:rPr>
-              <w:t>PRs revisados</w:t>
+              <w:t>MRs revisados</w:t>
             </w:r>
           </w:p>
         </w:tc>
@@ -2607,7 +2864,83 @@
                 <w:i w:val="0"/>
                 <w:sz w:val="20"/>
               </w:rPr>
-              <w:t>#14 (POST /grupos/{id}/usuarios), #15 (DELETE /grupos/{id}/usuarios/{uid})</w:t>
+              <w:t xml:space="preserve">!4 (vinculo de usuários via </w:t>
+            </w:r>
+            <w:r>
+              <w:rPr>
+                <w:rFonts w:ascii="Courier New" w:hAnsi="Courier New"/>
+                <w:b w:val="0"/>
+                <w:i w:val="0"/>
+                <w:color w:val="333333"/>
+                <w:sz w:val="20"/>
+              </w:rPr>
+              <w:t>GrupoDeUsuarios</w:t>
+            </w:r>
+            <w:r>
+              <w:rPr>
+                <w:rFonts w:ascii="Calibri" w:hAnsi="Calibri"/>
+                <w:b w:val="0"/>
+                <w:i w:val="0"/>
+                <w:sz w:val="20"/>
+              </w:rPr>
+              <w:t xml:space="preserve"> em </w:t>
+            </w:r>
+            <w:r>
+              <w:rPr>
+                <w:rFonts w:ascii="Courier New" w:hAnsi="Courier New"/>
+                <w:b w:val="0"/>
+                <w:i w:val="0"/>
+                <w:color w:val="333333"/>
+                <w:sz w:val="20"/>
+              </w:rPr>
+              <w:t>incluirgrupo</w:t>
+            </w:r>
+            <w:r>
+              <w:rPr>
+                <w:rFonts w:ascii="Calibri" w:hAnsi="Calibri"/>
+                <w:b w:val="0"/>
+                <w:i w:val="0"/>
+                <w:sz w:val="20"/>
+              </w:rPr>
+              <w:t>/</w:t>
+            </w:r>
+            <w:r>
+              <w:rPr>
+                <w:rFonts w:ascii="Courier New" w:hAnsi="Courier New"/>
+                <w:b w:val="0"/>
+                <w:i w:val="0"/>
+                <w:color w:val="333333"/>
+                <w:sz w:val="20"/>
+              </w:rPr>
+              <w:t>alterargrupo</w:t>
+            </w:r>
+            <w:r>
+              <w:rPr>
+                <w:rFonts w:ascii="Calibri" w:hAnsi="Calibri"/>
+                <w:b w:val="0"/>
+                <w:i w:val="0"/>
+                <w:sz w:val="20"/>
+              </w:rPr>
+              <w:t>), !5 (</w:t>
+            </w:r>
+            <w:r>
+              <w:rPr>
+                <w:rFonts w:ascii="Courier New" w:hAnsi="Courier New"/>
+                <w:b w:val="0"/>
+                <w:i w:val="0"/>
+                <w:color w:val="333333"/>
+                <w:sz w:val="20"/>
+              </w:rPr>
+              <w:t>removerusuario</w:t>
+            </w:r>
+            <w:r>
+              <w:rPr>
+                <w:rFonts w:ascii="Calibri" w:hAnsi="Calibri"/>
+                <w:b w:val="0"/>
+                <w:i w:val="0"/>
+                <w:sz w:val="20"/>
+              </w:rPr>
+              <w:t>)</w:t>
             </w:r>
           </w:p>
         </w:tc>
@@ -2637,7 +2970,7 @@
                 <w:i w:val="0"/>
                 <w:sz w:val="20"/>
               </w:rPr>
-              <w:t>Revisor responsavel</w:t>
+              <w:t>Revisor responsável</w:t>
             </w:r>
           </w:p>
         </w:tc>
@@ -2693,7 +3026,7 @@
                 <w:i w:val="0"/>
                 <w:sz w:val="20"/>
               </w:rPr>
-              <w:t>Autor do codigo</w:t>
+              <w:t>Autor do código</w:t>
             </w:r>
           </w:p>
         </w:tc>
@@ -2774,7 +3107,7 @@
                 <w:i w:val="0"/>
                 <w:sz w:val="20"/>
               </w:rPr>
-              <w:t>Aprovado com correcoes</w:t>
+              <w:t>Aprovado com correções</w:t>
             </w:r>
           </w:p>
         </w:tc>
@@ -2869,7 +3202,7 @@
                 <w:color w:val="FFFFFF"/>
                 <w:sz w:val="20"/>
               </w:rPr>
-              <w:t>Descricao</w:t>
+              <w:t>Descrição</w:t>
             </w:r>
           </w:p>
         </w:tc>
@@ -2923,7 +3256,7 @@
                 <w:color w:val="FFFFFF"/>
                 <w:sz w:val="20"/>
               </w:rPr>
-              <w:t>Acao tomada</w:t>
+              <w:t>Ação tomada</w:t>
             </w:r>
           </w:p>
         </w:tc>
@@ -3007,7 +3340,26 @@
                 <w:i w:val="0"/>
                 <w:sz w:val="20"/>
               </w:rPr>
-              <w:t>Falta de validacao se usuario esta ativo antes de vincular — o endpoint POST /grupos/{id}/usuarios aceitava vincular usuarios com Ativo=false no banco, criando vinculos invalidos em UsuariosGrupo</w:t>
+              <w:t xml:space="preserve">Falta de verificação de vinculo duplicado antes do INSERT em </w:t>
+            </w:r>
+            <w:r>
+              <w:rPr>
+                <w:rFonts w:ascii="Courier New" w:hAnsi="Courier New"/>
+                <w:b w:val="0"/>
+                <w:i w:val="0"/>
+                <w:color w:val="333333"/>
+                <w:sz w:val="20"/>
+              </w:rPr>
+              <w:t>grupos_usuarios_vinculos</w:t>
+            </w:r>
+            <w:r>
+              <w:rPr>
+                <w:rFonts w:ascii="Calibri" w:hAnsi="Calibri"/>
+                <w:b w:val="0"/>
+                <w:i w:val="0"/>
+                <w:sz w:val="20"/>
+              </w:rPr>
+              <w:t xml:space="preserve"> — o mesmo usuário podia ser vinculado duas vezes ao grupo</w:t>
             </w:r>
           </w:p>
         </w:tc>
@@ -3059,7 +3411,7 @@
                 <w:i w:val="0"/>
                 <w:sz w:val="20"/>
               </w:rPr>
-              <w:t>Adicionada consulta previa no UsuarioGrupoService: se usuario.Ativo == false, retornar HTTP 422 Unprocessable Entity com mensagem "Usuario inativo nao pode ser vinculado a grupo"</w:t>
+              <w:t>Adicionada verificação previa: vinculo já existente não e reinserido; operação retorna HTTP 200 com o estado consistente</w:t>
             </w:r>
           </w:p>
         </w:tc>
@@ -3140,7 +3492,55 @@
                 <w:i w:val="0"/>
                 <w:sz w:val="20"/>
               </w:rPr>
-              <w:t>Tratamento de FK violation em DELETE vinculo nao retornava mensagem amigavel — quando o vinculo ja havia sido removido (Ativo=false) ou o usuario nao estava vinculado, o endpoint lancava excecao SQL ao inves de HTTP 404</w:t>
+              <w:t>Soft delete do vinculo (</w:t>
+            </w:r>
+            <w:r>
+              <w:rPr>
+                <w:rFonts w:ascii="Courier New" w:hAnsi="Courier New"/>
+                <w:b w:val="0"/>
+                <w:i w:val="0"/>
+                <w:color w:val="333333"/>
+                <w:sz w:val="20"/>
+              </w:rPr>
+              <w:t>excluido</w:t>
+            </w:r>
+            <w:r>
+              <w:rPr>
+                <w:rFonts w:ascii="Calibri" w:hAnsi="Calibri"/>
+                <w:b w:val="0"/>
+                <w:i w:val="0"/>
+                <w:sz w:val="20"/>
+              </w:rPr>
+              <w:t xml:space="preserve">) não aplicado em todos os caminhos de </w:t>
+            </w:r>
+            <w:r>
+              <w:rPr>
+                <w:rFonts w:ascii="Courier New" w:hAnsi="Courier New"/>
+                <w:b w:val="0"/>
+                <w:i w:val="0"/>
+                <w:color w:val="333333"/>
+                <w:sz w:val="20"/>
+              </w:rPr>
+              <w:t>removerusuario</w:t>
+            </w:r>
+            <w:r>
+              <w:rPr>
+                <w:rFonts w:ascii="Calibri" w:hAnsi="Calibri"/>
+                <w:b w:val="0"/>
+                <w:i w:val="0"/>
+                <w:sz w:val="20"/>
+              </w:rPr>
+              <w:t xml:space="preserve"> — em um caso o registro não era marcado como </w:t>
+            </w:r>
+            <w:r>
+              <w:rPr>
+                <w:rFonts w:ascii="Courier New" w:hAnsi="Courier New"/>
+                <w:b w:val="0"/>
+                <w:i w:val="0"/>
+                <w:color w:val="333333"/>
+                <w:sz w:val="20"/>
+              </w:rPr>
+              <w:t>excluido = 1</w:t>
             </w:r>
           </w:p>
         </w:tc>
@@ -3190,7 +3590,26 @@
                 <w:i w:val="0"/>
                 <w:sz w:val="20"/>
               </w:rPr>
-              <w:t>Adicionado "null check" no repositorio Dapper antes do UPDATE de soft delete; quando vinculo nao encontrado, retornar HTTP 404 com mensagem "Vinculo nao encontrado"</w:t>
+              <w:t xml:space="preserve">Corrigido o UPDATE de soft delete para marcar </w:t>
+            </w:r>
+            <w:r>
+              <w:rPr>
+                <w:rFonts w:ascii="Courier New" w:hAnsi="Courier New"/>
+                <w:b w:val="0"/>
+                <w:i w:val="0"/>
+                <w:color w:val="333333"/>
+                <w:sz w:val="20"/>
+              </w:rPr>
+              <w:t>excluido = 1</w:t>
+            </w:r>
+            <w:r>
+              <w:rPr>
+                <w:rFonts w:ascii="Calibri" w:hAnsi="Calibri"/>
+                <w:b w:val="0"/>
+                <w:i w:val="0"/>
+                <w:sz w:val="20"/>
+              </w:rPr>
+              <w:t xml:space="preserve"> consistentemente</w:t>
             </w:r>
           </w:p>
         </w:tc>
@@ -3302,7 +3721,7 @@
                 <w:color w:val="FFFFFF"/>
                 <w:sz w:val="20"/>
               </w:rPr>
-              <w:t>Revisao</w:t>
+              <w:t>Revisão</w:t>
             </w:r>
           </w:p>
         </w:tc>
@@ -3329,7 +3748,7 @@
                 <w:color w:val="FFFFFF"/>
                 <w:sz w:val="20"/>
               </w:rPr>
-              <w:t>PRs cobertos</w:t>
+              <w:t>MRs cobertos</w:t>
             </w:r>
           </w:p>
         </w:tc>
@@ -3521,7 +3940,7 @@
                 <w:i w:val="0"/>
                 <w:sz w:val="20"/>
               </w:rPr>
-              <w:t>#11, #12</w:t>
+              <w:t>!1, !2</w:t>
             </w:r>
           </w:p>
         </w:tc>
@@ -3706,7 +4125,7 @@
                 <w:i w:val="0"/>
                 <w:sz w:val="20"/>
               </w:rPr>
-              <w:t>#13</w:t>
+              <w:t>!3</w:t>
             </w:r>
           </w:p>
         </w:tc>
@@ -3888,7 +4307,7 @@
                 <w:i w:val="0"/>
                 <w:sz w:val="20"/>
               </w:rPr>
-              <w:t>#14, #15</w:t>
+              <w:t>!4, !5</w:t>
             </w:r>
           </w:p>
         </w:tc>
@@ -4073,7 +4492,7 @@
                 <w:i w:val="0"/>
                 <w:sz w:val="20"/>
               </w:rPr>
-              <w:t>5 PRs</w:t>
+              <w:t>5 MRs</w:t>
             </w:r>
           </w:p>
         </w:tc>
@@ -4220,7 +4639,7 @@
           <w:i w:val="0"/>
           <w:sz w:val="22"/>
         </w:rPr>
-        <w:t>Nenhum achado P1 (critico) identificado na Sprint 1. Todos os achados P2 e P3 foram resolvidos antes do merge final em develop. Nenhum defeito foi para o ambiente de homologacao sem correcao previa. Resultado confirmado pelo aceite sem ressalvas de Leonardo Francisco Pereira (AASP) em 06/06/2026.</w:t>
+        <w:t>Nenhum achado P1 (critico) identificado na Sprint 1. Todos os achados P2 e P3 foram resolvidos antes do merge final em develop. Nenhum defeito foi para o ambiente de homologação sem correção previa. Resultado confirmado pelo aceite sem ressalvas de Leonardo Francisco Pereira (AASP) em 06/06/2026.</w:t>
       </w:r>
     </w:p>
     <w:p>
@@ -4233,7 +4652,7 @@
         </w:pBdr>
       </w:pPr>
       <w:r>
-        <w:t>6. Proximas revisoes — Sprint 2</w:t>
+        <w:t>6. Proximas revisões — Sprint 2</w:t>
       </w:r>
     </w:p>
     <w:p>
@@ -4247,7 +4666,7 @@
           <w:i w:val="0"/>
           <w:sz w:val="22"/>
         </w:rPr>
-        <w:t>Revisoes tecnicas previstas para a Sprint 2, cobrindo as historias AG-23 (Auditoria via tabela AuditoriaGrupos) e AG-24 (Integracao com ms.temis.vinculos). Estimativa de PRs a serem revisados: #16 (AG-23 — implementacao da auditoria) e #17 (AG-24 — integracao HTTP com ms.temis.vinculos). O processo de revisao seguira o mesmo padrao desta Sprint: revisao pelo Tech Lead antes de qualquer merge em develop, com registro formal de achados e acompanhamento ate resolucao.</w:t>
+        <w:t>Revisões técnicas previstas para a Sprint 2, cobrindo as historias AG-23 (Auditoria das operações de escrita) e AG-24 (Integração com ms.temis.vinculos) — ambas ainda não implementadas. Estimativa de MRs a serem revisados: !6 (AG-23) e !7 (AG-24). O processo de revisão seguira o mesmo padrão desta Sprint: revisão pelo Tech Lead antes de qualquer merge em develop, com registro formal de achados e acompanhamento até resolução.</w:t>
       </w:r>
     </w:p>
     <w:p>
@@ -4260,7 +4679,7 @@
         </w:pBdr>
       </w:pPr>
       <w:r>
-        <w:t>Historico de revisoes</w:t>
+        <w:t>Histórico de revisões</w:t>
       </w:r>
     </w:p>
     <w:tbl>
@@ -4308,7 +4727,7 @@
                 <w:i w:val="0"/>
                 <w:sz w:val="20"/>
               </w:rPr>
-              <w:t>Versao</w:t>
+              <w:t>Versão</w:t>
             </w:r>
           </w:p>
         </w:tc>
@@ -4386,7 +4805,7 @@
                 <w:i w:val="0"/>
                 <w:sz w:val="20"/>
               </w:rPr>
-              <w:t>Descricao</w:t>
+              <w:t>Descrição</w:t>
             </w:r>
           </w:p>
         </w:tc>
@@ -4492,7 +4911,113 @@
                 <w:i w:val="0"/>
                 <w:sz w:val="20"/>
               </w:rPr>
-              <w:t>Criacao do documento; registro formal das revisoes tecnicas da Sprint 1 (PRs #11 a #15); todos os achados resolvidos e documentados</w:t>
+              <w:t>Criação do documento; registro formal das revisões técnicas da Sprint 1 (MRs !1 a !5)</w:t>
+            </w:r>
+          </w:p>
+        </w:tc>
+      </w:tr>
+      <w:tr>
+        <w:trPr>
+          <w:cantSplit w:val="1"/>
+        </w:trPr>
+        <w:tc>
+          <w:tcPr>
+            <w:tcW w:type="dxa" w:w="2225"/>
+            <w:tcMar>
+              <w:top w:w="60" w:type="dxa"/>
+              <w:bottom w:w="60" w:type="dxa"/>
+              <w:left w:w="100" w:type="dxa"/>
+              <w:right w:w="100" w:type="dxa"/>
+            </w:tcMar>
+            <w:shd w:val="clear" w:color="auto" w:fill="F0F4F8"/>
+          </w:tcPr>
+          <w:p>
+            <w:pPr>
+              <w:spacing w:before="40" w:after="40"/>
+            </w:pPr>
+            <w:r>
+              <w:rPr>
+                <w:rFonts w:ascii="Calibri" w:hAnsi="Calibri"/>
+                <w:b/>
+                <w:i w:val="0"/>
+                <w:sz w:val="20"/>
+              </w:rPr>
+              <w:t>1.1</w:t>
+            </w:r>
+          </w:p>
+        </w:tc>
+        <w:tc>
+          <w:tcPr>
+            <w:tcW w:type="dxa" w:w="2225"/>
+            <w:tcMar>
+              <w:top w:w="60" w:type="dxa"/>
+              <w:bottom w:w="60" w:type="dxa"/>
+              <w:left w:w="100" w:type="dxa"/>
+              <w:right w:w="100" w:type="dxa"/>
+            </w:tcMar>
+          </w:tcPr>
+          <w:p>
+            <w:pPr>
+              <w:spacing w:before="40" w:after="40"/>
+            </w:pPr>
+            <w:r>
+              <w:rPr>
+                <w:rFonts w:ascii="Calibri" w:hAnsi="Calibri"/>
+                <w:b w:val="0"/>
+                <w:i w:val="0"/>
+                <w:sz w:val="20"/>
+              </w:rPr>
+              <w:t>15/06/2026</w:t>
+            </w:r>
+          </w:p>
+        </w:tc>
+        <w:tc>
+          <w:tcPr>
+            <w:tcW w:type="dxa" w:w="2225"/>
+            <w:tcMar>
+              <w:top w:w="60" w:type="dxa"/>
+              <w:bottom w:w="60" w:type="dxa"/>
+              <w:left w:w="100" w:type="dxa"/>
+              <w:right w:w="100" w:type="dxa"/>
+            </w:tcMar>
+          </w:tcPr>
+          <w:p>
+            <w:pPr>
+              <w:spacing w:before="40" w:after="40"/>
+            </w:pPr>
+            <w:r>
+              <w:rPr>
+                <w:rFonts w:ascii="Calibri" w:hAnsi="Calibri"/>
+                <w:b w:val="0"/>
+                <w:i w:val="0"/>
+                <w:sz w:val="20"/>
+              </w:rPr>
+              <w:t>Abraão</w:t>
+            </w:r>
+          </w:p>
+        </w:tc>
+        <w:tc>
+          <w:tcPr>
+            <w:tcW w:type="dxa" w:w="2225"/>
+            <w:tcMar>
+              <w:top w:w="60" w:type="dxa"/>
+              <w:bottom w:w="60" w:type="dxa"/>
+              <w:left w:w="100" w:type="dxa"/>
+              <w:right w:w="100" w:type="dxa"/>
+            </w:tcMar>
+          </w:tcPr>
+          <w:p>
+            <w:pPr>
+              <w:spacing w:before="40" w:after="40"/>
+            </w:pPr>
+            <w:r>
+              <w:rPr>
+                <w:rFonts w:ascii="Calibri" w:hAnsi="Calibri"/>
+                <w:b w:val="0"/>
+                <w:i w:val="0"/>
+                <w:sz w:val="20"/>
+              </w:rPr>
+              <w:t>Achados e endpoints alinhados a API real (HTTP 200/400; função Usuario/Administrador; tabelas reais)</w:t>
             </w:r>
           </w:p>
         </w:tc>
@@ -4537,7 +5062,7 @@
         <w:color w:val="555555"/>
         <w:sz w:val="16"/>
       </w:rPr>
-      <w:t>v1.0  ·  06/06/2026</w:t>
+      <w:t>v1.1  ·  06/06/2026</w:t>
     </w:r>
     <w:r>
       <w:tab/>
@@ -4599,7 +5124,7 @@
         <w:color w:val="555555"/>
         <w:sz w:val="16"/>
       </w:rPr>
-      <w:t>v1.0  ·  06/06/2026</w:t>
+      <w:t>v1.1  ·  06/06/2026</w:t>
     </w:r>
     <w:r>
       <w:tab/>

--- a/mps-nivel-c/oficial/04_registros/AASP_Gerenciador/AASP01_Grupos-Usuarios/REV-AASP01-001_Registro-de-Revisao-Tecnica.docx
+++ b/mps-nivel-c/oficial/04_registros/AASP_Gerenciador/AASP01_Grupos-Usuarios/REV-AASP01-001_Registro-de-Revisao-Tecnica.docx
@@ -34,7 +34,7 @@
           <w:color w:val="555555"/>
           <w:sz w:val="20"/>
         </w:rPr>
-        <w:t>REV-AASP01-001   ·   Versão 1.1   ·   06/06/2026   ·   Timeware Brasil</w:t>
+        <w:t>REV-AASP01-001   ·   Versão 1.2   ·   06/06/2026   ·   Timeware Brasil</w:t>
       </w:r>
     </w:p>
     <w:p>
@@ -216,17 +216,8 @@
             </w:tcMar>
           </w:tcPr>
           <w:p>
-            <w:pPr>
-              <w:spacing w:before="40" w:after="40"/>
-            </w:pPr>
             <w:r>
-              <w:rPr>
-                <w:rFonts w:ascii="Calibri" w:hAnsi="Calibri"/>
-                <w:b w:val="0"/>
-                <w:i w:val="0"/>
-                <w:sz w:val="20"/>
-              </w:rPr>
-              <w:t>1.1</w:t>
+              <w:t>1.3</w:t>
             </w:r>
           </w:p>
         </w:tc>
@@ -272,17 +263,8 @@
             </w:tcMar>
           </w:tcPr>
           <w:p>
-            <w:pPr>
-              <w:spacing w:before="40" w:after="40"/>
-            </w:pPr>
             <w:r>
-              <w:rPr>
-                <w:rFonts w:ascii="Calibri" w:hAnsi="Calibri"/>
-                <w:b w:val="0"/>
-                <w:i w:val="0"/>
-                <w:sz w:val="20"/>
-              </w:rPr>
-              <w:t>06/06/2026</w:t>
+              <w:t>24/06/2026</w:t>
             </w:r>
           </w:p>
         </w:tc>
@@ -338,7 +320,7 @@
                 <w:i w:val="0"/>
                 <w:sz w:val="20"/>
               </w:rPr>
-              <w:t>AG — ms.auxo.gruposusuarios</w:t>
+              <w:t>AG — ms.auxo.usuarios</w:t>
             </w:r>
           </w:p>
         </w:tc>
@@ -618,7 +600,7 @@
                 <w:i w:val="0"/>
                 <w:sz w:val="20"/>
               </w:rPr>
-              <w:t>Leonardo Francisco Pereira (AASP)</w:t>
+              <w:t>Caroline Sousa (AASP)</w:t>
             </w:r>
           </w:p>
         </w:tc>
@@ -709,7 +691,7 @@
           <w:i w:val="0"/>
           <w:sz w:val="22"/>
         </w:rPr>
-        <w:t xml:space="preserve">Registrar as revisões técnicas formais (code reviews via Merge Requests) realizadas durante a Sprint 1 da feature AG — ms.auxo.gruposusuarios, constituindo evidência do processo MPS-SW VV (Verificação e Validação). Cada revisão cobriu MRs específicos com o objetivo de identificar defeitos antes do merge na branch develop. Todos os achados foram classificados por severidade e resolvidos antes da integração. Os endpoints referem-se ao controller real </w:t>
+        <w:t xml:space="preserve">Registrar as revisões técnicas formais (code reviews via Merge Requests) realizadas durante a Sprint 1 da feature AG — ms.auxo.usuarios, constituindo evidência do processo MPS-SW VV (Verificação e Validação). Cada revisão cobriu MRs específicos com o objetivo de identificar defeitos antes do merge na branch develop. Todos os achados foram classificados por severidade e resolvidos antes da integração. Os endpoints referem-se ao controller real </w:t>
       </w:r>
       <w:r>
         <w:rPr>
@@ -1172,7 +1154,7 @@
                 <w:i w:val="0"/>
                 <w:sz w:val="20"/>
               </w:rPr>
-              <w:t>Cezar Hiraki (Tech Lead — Timeware)</w:t>
+              <w:t>Cezar Hiraki (Tech Lead — Timeware) e Abraão (GP — Timeware)</w:t>
             </w:r>
           </w:p>
         </w:tc>
@@ -2144,7 +2126,7 @@
                 <w:i w:val="0"/>
                 <w:sz w:val="20"/>
               </w:rPr>
-              <w:t>Cezar Hiraki (Tech Lead — Timeware)</w:t>
+              <w:t>Cezar Hiraki (Tech Lead — Timeware) e Abraão (GP — Timeware)</w:t>
             </w:r>
           </w:p>
         </w:tc>
@@ -2995,7 +2977,7 @@
                 <w:i w:val="0"/>
                 <w:sz w:val="20"/>
               </w:rPr>
-              <w:t>Cezar Hiraki (Tech Lead — Timeware)</w:t>
+              <w:t>Cezar Hiraki (Tech Lead — Timeware) e Abraão (GP — Timeware)</w:t>
             </w:r>
           </w:p>
         </w:tc>
@@ -4639,7 +4621,7 @@
           <w:i w:val="0"/>
           <w:sz w:val="22"/>
         </w:rPr>
-        <w:t>Nenhum achado P1 (critico) identificado na Sprint 1. Todos os achados P2 e P3 foram resolvidos antes do merge final em develop. Nenhum defeito foi para o ambiente de homologação sem correção previa. Resultado confirmado pelo aceite sem ressalvas de Leonardo Francisco Pereira (AASP) em 06/06/2026.</w:t>
+        <w:t>Nenhum achado P1 (critico) identificado na Sprint 1. Todos os achados P2 e P3 foram resolvidos antes do merge final em develop. Nenhum defeito foi para o ambiente de homologação sem correção previa. Resultado confirmado pelo aceite sem ressalvas de Caroline Sousa (AASP) em 06/06/2026.</w:t>
       </w:r>
     </w:p>
     <w:p>
@@ -5022,6 +5004,90 @@
           </w:p>
         </w:tc>
       </w:tr>
+      <w:tr>
+        <w:tc>
+          <w:tcPr>
+            <w:tcW w:type="dxa" w:w="2225"/>
+          </w:tcPr>
+          <w:p>
+            <w:r>
+              <w:t>1.2</w:t>
+            </w:r>
+          </w:p>
+        </w:tc>
+        <w:tc>
+          <w:tcPr>
+            <w:tcW w:type="dxa" w:w="2225"/>
+          </w:tcPr>
+          <w:p>
+            <w:r>
+              <w:t>24/06/2026</w:t>
+            </w:r>
+          </w:p>
+        </w:tc>
+        <w:tc>
+          <w:tcPr>
+            <w:tcW w:type="dxa" w:w="2225"/>
+          </w:tcPr>
+          <w:p>
+            <w:r>
+              <w:t>Time de Melhoria Contínua</w:t>
+            </w:r>
+          </w:p>
+        </w:tc>
+        <w:tc>
+          <w:tcPr>
+            <w:tcW w:type="dxa" w:w="2225"/>
+          </w:tcPr>
+          <w:p>
+            <w:r>
+              <w:t>Reconciliação com o GitLab: 2 revisores por MR — Cezar (TL) + Abraão (GP) (antes 1).</w:t>
+            </w:r>
+          </w:p>
+        </w:tc>
+      </w:tr>
+      <w:tr>
+        <w:tc>
+          <w:tcPr>
+            <w:tcW w:type="dxa" w:w="2225"/>
+          </w:tcPr>
+          <w:p>
+            <w:r>
+              <w:t>1.3</w:t>
+            </w:r>
+          </w:p>
+        </w:tc>
+        <w:tc>
+          <w:tcPr>
+            <w:tcW w:type="dxa" w:w="2225"/>
+          </w:tcPr>
+          <w:p>
+            <w:r>
+              <w:t>24/06/2026</w:t>
+            </w:r>
+          </w:p>
+        </w:tc>
+        <w:tc>
+          <w:tcPr>
+            <w:tcW w:type="dxa" w:w="2225"/>
+          </w:tcPr>
+          <w:p>
+            <w:r>
+              <w:t>Time de Melhoria Contínua</w:t>
+            </w:r>
+          </w:p>
+        </w:tc>
+        <w:tc>
+          <w:tcPr>
+            <w:tcW w:type="dxa" w:w="2225"/>
+          </w:tcPr>
+          <w:p>
+            <w:r>
+              <w:t>Reconciliação com o estado real do GitLab (produto/repositório ms.auxo.usuarios; framework net5.0 onde aplicável; entregas da Sprint 1 integradas em develop com baseline pela tag sprint-1-aceite).</w:t>
+            </w:r>
+          </w:p>
+        </w:tc>
+      </w:tr>
     </w:tbl>
     <w:p>
       <w:pPr>

--- a/mps-nivel-c/oficial/04_registros/AASP_Gerenciador/AASP01_Grupos-Usuarios/REV-AASP01-001_Registro-de-Revisao-Tecnica.docx
+++ b/mps-nivel-c/oficial/04_registros/AASP_Gerenciador/AASP01_Grupos-Usuarios/REV-AASP01-001_Registro-de-Revisao-Tecnica.docx
@@ -600,7 +600,7 @@
                 <w:i w:val="0"/>
                 <w:sz w:val="20"/>
               </w:rPr>
-              <w:t>Caroline Sousa (AASP)</w:t>
+              <w:t>Leonardo Francisco Pereira (AASP)</w:t>
             </w:r>
           </w:p>
         </w:tc>
@@ -4621,7 +4621,7 @@
           <w:i w:val="0"/>
           <w:sz w:val="22"/>
         </w:rPr>
-        <w:t>Nenhum achado P1 (critico) identificado na Sprint 1. Todos os achados P2 e P3 foram resolvidos antes do merge final em develop. Nenhum defeito foi para o ambiente de homologação sem correção previa. Resultado confirmado pelo aceite sem ressalvas de Caroline Sousa (AASP) em 06/06/2026.</w:t>
+        <w:t>Nenhum achado P1 (critico) identificado na Sprint 1. Todos os achados P2 e P3 foram resolvidos antes do merge final em develop. Nenhum defeito foi para o ambiente de homologação sem correção previa. Resultado confirmado pelo aceite sem ressalvas de Leonardo Francisco Pereira (AASP) em 06/06/2026.</w:t>
       </w:r>
     </w:p>
     <w:p>
